--- a/artifacts/softserve-cv/Maciej_Tkacz_CV_SoftServe_PL_ATS.docx
+++ b/artifacts/softserve-cv/Maciej_Tkacz_CV_SoftServe_PL_ATS.docx
@@ -52,7 +52,7 @@
     </w:p>
     <w:p>
       <w:r>
-        <w:t>Student Mechaniki i Budowy Maszyn na Politechnice Krakowskiej oraz Technik Programista, łączący projektowanie CAD/mechaniczne z programowaniem w Pythonie/C++, symulacjami robotycznymi i praktycznym prototypowaniem. Posiadam komercyjne doświadczenie w tworzeniu symulacji robotycznych i cyfrowych bliźniaków w Visual Components dla środowisk produkcyjnych branży Automotive. Zrealizowałem end-to-end prototyp robota SCARA obejmujący CAD, druk FDM, dobór napędów i sterowników, elektronikę, oprogramowanie sterujące oraz integrację hardware-software. Interesuję się automatyką, robotyką mobilną/przemysłową, dronami i rozwojem systemów z użyciem symulacji.</w:t>
+        <w:t>Student Mechaniki i Budowy Maszyn na Politechnice Krakowskiej oraz Technik Programista, łączący projektowanie CAD/mechaniczne z programowaniem w Pythonie/C++, symulacjami robotycznymi i praktycznym prototypowaniem. Obecnie pracuję jako Inżynier Robotyk w ASTOR, gdzie programuję roboty Kawasaki i Epson, buduję cyfrowe bliźniaki linii produkcyjnych oraz projektuję i buduję stanowiska demonstracyjne z robotami. Wcześniej zdobyłem komercyjne doświadczenie w tworzeniu symulacji robotycznych i cyfrowych bliźniaków w Visual Components dla środowisk produkcyjnych branży Automotive. Zrealizowałem end-to-end prototyp robota SCARA obejmujący CAD, druk FDM, dobór napędów i sterowników, elektronikę, oprogramowanie sterujące oraz integrację hardware-software. Interesuję się automatyką, robotyką mobilną/przemysłową, dronami i rozwojem systemów z użyciem symulacji.</w:t>
       </w:r>
     </w:p>
     <w:p>
@@ -210,6 +210,60 @@
           <w:sz w:val="20"/>
         </w:rPr>
         <w:t>DOŚWIADCZENIE ZAWODOWE</w:t>
+      </w:r>
+    </w:p>
+    <w:p>
+      <w:pPr>
+        <w:spacing w:before="60"/>
+      </w:pPr>
+      <w:r>
+        <w:rPr>
+          <w:b/>
+        </w:rPr>
+        <w:t>Inżynier Robotyk</w:t>
+      </w:r>
+      <w:r>
+        <w:t xml:space="preserve"> | ASTOR, Kraków | 07.2026 - obecnie</w:t>
+      </w:r>
+    </w:p>
+    <w:p>
+      <w:pPr>
+        <w:pStyle w:val="ListBullet"/>
+        <w:spacing w:after="20"/>
+        <w:ind w:left="198"/>
+      </w:pPr>
+      <w:r>
+        <w:t>Programowanie robotów przemysłowych Kawasaki i Epson - od programów ruchu i pracy na teach pendancie po kompletne cykle aplikacyjne.</w:t>
+      </w:r>
+    </w:p>
+    <w:p>
+      <w:pPr>
+        <w:pStyle w:val="ListBullet"/>
+        <w:spacing w:after="20"/>
+        <w:ind w:left="198"/>
+      </w:pPr>
+      <w:r>
+        <w:t>Budowa cyfrowych bliźniaków linii produkcyjnych i symulacji robotów, weryfikacja zasięgów, sekwencji ruchu i zachowania procesu przed wdrożeniem fizycznym.</w:t>
+      </w:r>
+    </w:p>
+    <w:p>
+      <w:pPr>
+        <w:pStyle w:val="ListBullet"/>
+        <w:spacing w:after="20"/>
+        <w:ind w:left="198"/>
+      </w:pPr>
+      <w:r>
+        <w:t>Projektowanie, przygotowanie i budowa stanowisk demo prezentujących roboty Kawasaki i Epson w różnych aplikacjach - montaż mechaniczny, integracja hardware-software, programowanie i uruchomienie.</w:t>
+      </w:r>
+    </w:p>
+    <w:p>
+      <w:pPr>
+        <w:pStyle w:val="ListBullet"/>
+        <w:spacing w:after="20"/>
+        <w:ind w:left="198"/>
+      </w:pPr>
+      <w:r>
+        <w:t>Testowanie i diagnostyka stanowisk zrobotyzowanych end-to-end, na styku mechaniki, elektryki i oprogramowania robotów.</w:t>
       </w:r>
     </w:p>
     <w:p>
